--- a/docs/progress/06_winner.docx
+++ b/docs/progress/06_winner.docx
@@ -12,7 +12,7 @@
           <w:b/>
           <w:sz w:val="24"/>
         </w:rPr>
-        <w:t>Progress report 6 of 10</w:t>
+        <w:t>Thesis progress report</w:t>
       </w:r>
     </w:p>
     <w:p>
@@ -64,20 +64,7 @@
           <w:b w:val="0"/>
           <w:sz w:val="24"/>
         </w:rPr>
-        <w:t>Report 5 said which plans are legal.</w:t>
-      </w:r>
-    </w:p>
-    <w:p>
-      <w:pPr>
-        <w:spacing w:after="160" w:before="40" w:line="276" w:lineRule="auto"/>
-      </w:pPr>
-      <w:r>
-        <w:rPr>
-          <w:rFonts w:ascii="Liberation Serif" w:hAnsi="Liberation Serif" w:eastAsia="Liberation Serif"/>
-          <w:b w:val="0"/>
-          <w:sz w:val="24"/>
-        </w:rPr>
-        <w:t>This note says which legal plan is kept.</w:t>
+        <w:t>A plan can be legal and still be a bad compile. This report is about which legal plan is kept.</w:t>
       </w:r>
     </w:p>
     <w:p>
@@ -116,19 +103,27 @@
           <w:b w:val="0"/>
           <w:sz w:val="24"/>
         </w:rPr>
-        <w:t>p50 is the median latency of repeated runs on this machine. It moves when the QEMU load moves, so two runs from different sessions are not one experiment. The numeric check compares the rewritten network with the original FP32 graph.</w:t>
+        <w:t>p50 is the median latency of repeated runs on this machine. It moves when the QEMU load moves, so two runs from different sessions are not one experiment. The numeric check compares the rewritten network with the original 32-bit graph.</w:t>
       </w:r>
     </w:p>
     <w:p>
+      <w:pPr>
+        <w:spacing w:after="160" w:before="40" w:line="276" w:lineRule="auto"/>
+      </w:pPr>
       <w:r>
-        <w:br w:type="page"/>
+        <w:rPr>
+          <w:rFonts w:ascii="Liberation Serif" w:hAnsi="Liberation Serif" w:eastAsia="Liberation Serif"/>
+          <w:b w:val="0"/>
+          <w:sz w:val="24"/>
+        </w:rPr>
+        <w:t>Each row stores where the plan came from, its name, the node count before and after the rewrite, whether the graph changed, and whether the numeric check passed. The model's row is never deleted when it matches a preset. It is marked as the same plan, so the record still shows what the model said.</w:t>
       </w:r>
     </w:p>
     <w:p>
       <w:r>
         <w:drawing>
           <wp:inline xmlns:a="http://schemas.openxmlformats.org/drawingml/2006/main" xmlns:pic="http://schemas.openxmlformats.org/drawingml/2006/picture">
-            <wp:extent cx="5669280" cy="1943753"/>
+            <wp:extent cx="5303520" cy="4339244"/>
             <wp:docPr id="1" name="Picture 1"/>
             <wp:cNvGraphicFramePr>
               <a:graphicFrameLocks noChangeAspect="1"/>
@@ -149,7 +144,7 @@
                   <pic:spPr>
                     <a:xfrm>
                       <a:off x="0" y="0"/>
-                      <a:ext cx="5669280" cy="1943753"/>
+                      <a:ext cx="5303520" cy="4339244"/>
                     </a:xfrm>
                     <a:prstGeom prst="rect"/>
                   </pic:spPr>
@@ -183,7 +178,7 @@
           <w:b w:val="0"/>
           <w:sz w:val="24"/>
         </w:rPr>
-        <w:t>Speed without a passed check is not a win. The next note is where the chosen file is loaded.</w:t>
+        <w:t>A faster plan that fails the numeric check is not the result. The file that is kept still has to be loaded somewhere.</w:t>
       </w:r>
     </w:p>
     <w:sectPr>

--- a/docs/progress/06_winner.docx
+++ b/docs/progress/06_winner.docx
@@ -117,6 +117,19 @@
           <w:sz w:val="24"/>
         </w:rPr>
         <w:t>Each row stores where the plan came from, its name, the node count before and after the rewrite, whether the graph changed, and whether the numeric check passed. The model's row is never deleted when it matches a preset. It is marked as the same plan, so the record still shows what the model said.</w:t>
+      </w:r>
+    </w:p>
+    <w:p>
+      <w:pPr>
+        <w:spacing w:after="160" w:before="40" w:line="276" w:lineRule="auto"/>
+      </w:pPr>
+      <w:r>
+        <w:rPr>
+          <w:rFonts w:ascii="Liberation Serif" w:hAnsi="Liberation Serif" w:eastAsia="Liberation Serif"/>
+          <w:b w:val="0"/>
+          <w:sz w:val="24"/>
+        </w:rPr>
+        <w:t>Sorting by latency alone was the obvious rule, and it is the wrong one. Eight-bit plans were often the fastest and they were also the ones that failed the comparison with the original 32-bit graph. A detector that is quicker and no longer agrees with itself is not a result. On one segmentation model the revised plan was faster and failed the check, so it was not chosen. On a detection model the model's second try got closer and still lost to a preset. Both outcomes stay in the record. Hiding them would turn the table into a advertisement for the model.</w:t>
       </w:r>
     </w:p>
     <w:p>
